--- a/e2e/fixtures/form-controls-catalog.docx
+++ b/e2e/fixtures/form-controls-catalog.docx
@@ -1253,6 +1253,50 @@
               <w:rStyle w:val="PlaceholderText"/>
             </w:rPr>
             <w:t>Choose a building block.</w:t>
+          </w:r>
+        </w:p>
+      </w:docPartBody>
+    </w:docPart>
+    <w:docPart>
+      <w:docPartPr>
+        <w:name w:val="Sign-off line"/>
+        <w:category>
+          <w:name w:val="General"/>
+          <w:gallery w:val="docParts"/>
+        </w:category>
+        <w:types>
+          <w:type w:val="bbNormal"/>
+        </w:types>
+        <w:behaviors>
+          <w:behavior w:val="content"/>
+        </w:behaviors>
+      </w:docPartPr>
+      <w:docPartBody>
+        <w:p>
+          <w:r>
+            <w:t xml:space="preserve">Approved by: ____________  Date: ____________</w:t>
+          </w:r>
+        </w:p>
+      </w:docPartBody>
+    </w:docPart>
+    <w:docPart>
+      <w:docPartPr>
+        <w:name w:val="Address block"/>
+        <w:category>
+          <w:name w:val="General"/>
+          <w:gallery w:val="docParts"/>
+        </w:category>
+        <w:types>
+          <w:type w:val="bbNormal"/>
+        </w:types>
+        <w:behaviors>
+          <w:behavior w:val="content"/>
+        </w:behaviors>
+      </w:docPartPr>
+      <w:docPartBody>
+        <w:p>
+          <w:r>
+            <w:t>123 Example Street, Springfield</w:t>
           </w:r>
         </w:p>
       </w:docPartBody>

--- a/e2e/fixtures/form-controls-catalog.docx
+++ b/e2e/fixtures/form-controls-catalog.docx
@@ -1265,11 +1265,12 @@
           <w:gallery w:val="docParts"/>
         </w:category>
         <w:types>
-          <w:type w:val="bbNormal"/>
+          <w:type w:val="normal"/>
         </w:types>
         <w:behaviors>
           <w:behavior w:val="content"/>
         </w:behaviors>
+        <w:guid w:val="{C76C0372-AB0C-499F-84D6-9F59E58D4B9D}"/>
       </w:docPartPr>
       <w:docPartBody>
         <w:p>
@@ -1287,11 +1288,12 @@
           <w:gallery w:val="docParts"/>
         </w:category>
         <w:types>
-          <w:type w:val="bbNormal"/>
+          <w:type w:val="normal"/>
         </w:types>
         <w:behaviors>
           <w:behavior w:val="content"/>
         </w:behaviors>
+        <w:guid w:val="{5735A824-ABDD-4BC1-9BBB-BD55723AE780}"/>
       </w:docPartPr>
       <w:docPartBody>
         <w:p>
